--- a/docs/technical_specification.docx
+++ b/docs/technical_specification.docx
@@ -140,7 +140,7 @@
         <w:jc w:val="both"/>
       </w:pPr>
       <w:r>
-        <w:t>конструкторы;</w:t>
+        <w:t>Конструкторы;</w:t>
       </w:r>
     </w:p>
     <w:p>
@@ -149,7 +149,7 @@
         <w:jc w:val="both"/>
       </w:pPr>
       <w:r>
-        <w:t>куклы;</w:t>
+        <w:t>Куклы;</w:t>
       </w:r>
     </w:p>
     <w:p>
@@ -158,7 +158,7 @@
         <w:jc w:val="both"/>
       </w:pPr>
       <w:r>
-        <w:t>машинки;</w:t>
+        <w:t>Машинки;</w:t>
       </w:r>
     </w:p>
     <w:p>
@@ -167,7 +167,7 @@
         <w:jc w:val="both"/>
       </w:pPr>
       <w:r>
-        <w:t>настольные игры.</w:t>
+        <w:t>Настольные игры.</w:t>
       </w:r>
     </w:p>
     <w:p>
@@ -587,7 +587,7 @@
         <w:jc w:val="center"/>
       </w:pPr>
       <w:r>
-        <w:t>Рисунок 1 — Диаграмма компонентов системы</w:t>
+        <w:t>Рисунок 1 — UML-диаграмма компонентов системы</w:t>
       </w:r>
     </w:p>
     <w:p>
@@ -656,7 +656,7 @@
         <w:jc w:val="center"/>
       </w:pPr>
       <w:r>
-        <w:t>Рисунок 2 — Диаграмма вариантов использования</w:t>
+        <w:t>Рисунок 2 — UML-диаграмма вариантов использования</w:t>
       </w:r>
     </w:p>
     <w:p>
